--- a/resume/Vinay_K_R_AI_Engineer_Resume_final.docx
+++ b/resume/Vinay_K_R_AI_Engineer_Resume_final.docx
@@ -837,7 +837,7 @@
           <w:rFonts w:ascii="CMU Concrete" w:hAnsi="CMU Concrete" w:cs="CMU Concrete"/>
           <w:color w:val="000000"/>
         </w:rPr>
-        <w:t>Designed SQuAD v1.1 ablations (chunking, dense/BM25/hybrid/reranked retrieval, query rewriting) scored by Recall@k, MRR, nDCG and an LLM faithfulness judge validated against human labels.</w:t>
+        <w:t>Designed SQuAD v1.1 ablations (chunking, dense/BM25/hybrid/reranked retrieval, query rewriting) scored by Recall@k, MRR, nDCG and a cross-family LLM faithfulness judge (Groq Qwen judging GPT-OSS).</w:t>
       </w:r>
     </w:p>
     <w:p>
